--- a/2. Requirement Analysis/Data Flow Diagrams and User Stories.docx
+++ b/2. Requirement Analysis/Data Flow Diagrams and User Stories.docx
@@ -162,6 +162,17 @@
                 <w:rFonts w:ascii="Arial" w:cs="Arial" w:eastAsia="Arial" w:hAnsi="Arial"/>
               </w:rPr>
             </w:pPr>
+            <w:r>
+              <w:rPr>
+                <w:rFonts w:ascii="Montserrat" w:cs="Montserrat" w:eastAsia="Montserrat" w:hAnsi="Montserrat"/>
+                <w:color w:val="4b5563"/>
+                <w:sz w:val="21"/>
+                <w:szCs w:val="21"/>
+                <w:highlight w:val="white"/>
+                <w:rtl w:val="0"/>
+              </w:rPr>
+              <w:t xml:space="preserve">SWTID-2026-2227</w:t>
+            </w:r>
             <w:r>
               <w:rPr>
                 <w:rtl w:val="0"/>
